--- a/base/SEGURIDAD EN REDES INALÁMBRICAS.docx
+++ b/base/SEGURIDAD EN REDES INALÁMBRICAS.docx
@@ -11986,12 +11986,7 @@
 </file>
 
 <file path=customXml/item2.xml><?xml version="1.0" encoding="utf-8"?>
-<?mso-contentType ?>
-<FormTemplates xmlns="http://schemas.microsoft.com/sharepoint/v3/contenttype/forms">
-  <Display>DocumentLibraryForm</Display>
-  <Edit>DocumentLibraryForm</Edit>
-  <New>DocumentLibraryForm</New>
-</FormTemplates>
+<b:Sources xmlns:b="http://schemas.openxmlformats.org/officeDocument/2006/bibliography" xmlns="http://schemas.openxmlformats.org/officeDocument/2006/bibliography" SelectedStyle="\APASixthEditionOfficeOnline.xsl" StyleName="APA" Version="6"/>
 </file>
 
 <file path=customXml/item3.xml><?xml version="1.0" encoding="utf-8"?>
@@ -12018,7 +12013,12 @@
 </file>
 
 <file path=customXml/item4.xml><?xml version="1.0" encoding="utf-8"?>
-<b:Sources xmlns:b="http://schemas.openxmlformats.org/officeDocument/2006/bibliography" xmlns="http://schemas.openxmlformats.org/officeDocument/2006/bibliography" SelectedStyle="\APASixthEditionOfficeOnline.xsl" StyleName="APA" Version="6"/>
+<?mso-contentType ?>
+<FormTemplates xmlns="http://schemas.microsoft.com/sharepoint/v3/contenttype/forms">
+  <Display>DocumentLibraryForm</Display>
+  <Edit>DocumentLibraryForm</Edit>
+  <New>DocumentLibraryForm</New>
+</FormTemplates>
 </file>
 
 <file path=customXml/itemProps1.xml><?xml version="1.0" encoding="utf-8"?>
@@ -12041,9 +12041,9 @@
 </file>
 
 <file path=customXml/itemProps2.xml><?xml version="1.0" encoding="utf-8"?>
-<ds:datastoreItem xmlns:ds="http://schemas.openxmlformats.org/officeDocument/2006/customXml" ds:itemID="{68E4C004-7EDA-40E3-93B1-7812CB056E22}">
+<ds:datastoreItem xmlns:ds="http://schemas.openxmlformats.org/officeDocument/2006/customXml" ds:itemID="{D501B71A-9484-4D54-9590-3076807BDDFA}">
   <ds:schemaRefs>
-    <ds:schemaRef ds:uri="http://schemas.microsoft.com/sharepoint/v3/contenttype/forms"/>
+    <ds:schemaRef ds:uri="http://schemas.openxmlformats.org/officeDocument/2006/bibliography"/>
   </ds:schemaRefs>
 </ds:datastoreItem>
 </file>
@@ -12060,9 +12060,9 @@
 </file>
 
 <file path=customXml/itemProps4.xml><?xml version="1.0" encoding="utf-8"?>
-<ds:datastoreItem xmlns:ds="http://schemas.openxmlformats.org/officeDocument/2006/customXml" ds:itemID="{D501B71A-9484-4D54-9590-3076807BDDFA}">
+<ds:datastoreItem xmlns:ds="http://schemas.openxmlformats.org/officeDocument/2006/customXml" ds:itemID="{68E4C004-7EDA-40E3-93B1-7812CB056E22}">
   <ds:schemaRefs>
-    <ds:schemaRef ds:uri="http://schemas.openxmlformats.org/officeDocument/2006/bibliography"/>
+    <ds:schemaRef ds:uri="http://schemas.microsoft.com/sharepoint/v3/contenttype/forms"/>
   </ds:schemaRefs>
 </ds:datastoreItem>
 </file>